--- a/reports/r0052.docx
+++ b/reports/r0052.docx
@@ -45,7 +45,7 @@
           <w:color w:val="000000"/>
           <w:sz w:val="21"/>
         </w:rPr>
-        <w:t>■ 绵阳经济总量列四川省第二位，人均GDP约9.33万元、人均经济实力居全省前列，经济增速由8.00%回落至6.50%、有所放缓；固定资产投资最新增速2.60%，经济运行总体平稳。【待补充：绵阳市的行政与战略定位、支柱产业及龙头企业（数据库未覆盖，需人工补充）】</w:t>
+        <w:t>■ 绵阳作为四川省下辖地级市，经济总量列四川省第二位，人均GDP约9.33万元、人均经济实力居全省前列，经济增速由8.00%回落至6.50%、有所放缓；固定资产投资最新增速2.60%，经济运行总体平稳。</w:t>
       </w:r>
     </w:p>
     <w:p>
@@ -75,7 +75,7 @@
           <w:color w:val="000000"/>
           <w:sz w:val="21"/>
         </w:rPr>
-        <w:t>产业结构方面，2025年绵阳市三次产业结构为7.8:40:52.2。【待补充：支柱产业、主要龙头企业、对外贸易等定性描述（数据库未覆盖）】</w:t>
+        <w:t>产业结构方面，2025年绵阳市三次产业结构为7.8:40:52.2，以电子信息、国防科技、装备制造为支柱，是国家科技城，聚集长虹、九洲等企业。</w:t>
       </w:r>
     </w:p>
     <w:p>
